--- a/Base.docx
+++ b/Base.docx
@@ -1,6 +1,6 @@
 
 <file path=word/document.xml><?xml version="1.0" encoding="utf-8"?>
-<w:document xmlns:wpc="http://schemas.microsoft.com/office/word/2010/wordprocessingCanvas" xmlns:cx="http://schemas.microsoft.com/office/drawing/2014/chartex" xmlns:cx1="http://schemas.microsoft.com/office/drawing/2015/9/8/chartex" xmlns:mc="http://schemas.openxmlformats.org/markup-compatibility/2006" xmlns:o="urn:schemas-microsoft-com:office:office" xmlns:r="http://schemas.openxmlformats.org/officeDocument/2006/relationships" xmlns:m="http://schemas.openxmlformats.org/officeDocument/2006/math" xmlns:v="urn:schemas-microsoft-com:vml" xmlns:wp14="http://schemas.microsoft.com/office/word/2010/wordprocessingDrawing" xmlns:wp="http://schemas.openxmlformats.org/drawingml/2006/wordprocessingDrawing" xmlns:w10="urn:schemas-microsoft-com:office:word" xmlns:w="http://schemas.openxmlformats.org/wordprocessingml/2006/main" xmlns:w14="http://schemas.microsoft.com/office/word/2010/wordml" xmlns:w15="http://schemas.microsoft.com/office/word/2012/wordml" xmlns:w16se="http://schemas.microsoft.com/office/word/2015/wordml/symex" xmlns:wpg="http://schemas.microsoft.com/office/word/2010/wordprocessingGroup" xmlns:wpi="http://schemas.microsoft.com/office/word/2010/wordprocessingInk" xmlns:wne="http://schemas.microsoft.com/office/word/2006/wordml" xmlns:wps="http://schemas.microsoft.com/office/word/2010/wordprocessingShape" mc:Ignorable="w14 w15 w16se wp14">
+<w:document xmlns:wpc="http://schemas.microsoft.com/office/word/2010/wordprocessingCanvas" xmlns:cx="http://schemas.microsoft.com/office/drawing/2014/chartex" xmlns:mc="http://schemas.openxmlformats.org/markup-compatibility/2006" xmlns:o="urn:schemas-microsoft-com:office:office" xmlns:r="http://schemas.openxmlformats.org/officeDocument/2006/relationships" xmlns:m="http://schemas.openxmlformats.org/officeDocument/2006/math" xmlns:v="urn:schemas-microsoft-com:vml" xmlns:wp14="http://schemas.microsoft.com/office/word/2010/wordprocessingDrawing" xmlns:wp="http://schemas.openxmlformats.org/drawingml/2006/wordprocessingDrawing" xmlns:w10="urn:schemas-microsoft-com:office:word" xmlns:w="http://schemas.openxmlformats.org/wordprocessingml/2006/main" xmlns:w14="http://schemas.microsoft.com/office/word/2010/wordml" xmlns:w15="http://schemas.microsoft.com/office/word/2012/wordml" xmlns:w16se="http://schemas.microsoft.com/office/word/2015/wordml/symex" xmlns:wpg="http://schemas.microsoft.com/office/word/2010/wordprocessingGroup" xmlns:wpi="http://schemas.microsoft.com/office/word/2010/wordprocessingInk" xmlns:wne="http://schemas.microsoft.com/office/word/2006/wordml" xmlns:wps="http://schemas.microsoft.com/office/word/2010/wordprocessingShape" mc:Ignorable="w14 w15 w16se wp14">
   <w:body>
     <w:p>
       <w:pPr>
@@ -182,7 +182,29 @@
           <w:u w:color="222A35"/>
           <w:lang w:val="it-IT"/>
         </w:rPr>
-        <w:t>mattchen056@g</w:t>
+        <w:t>matthewchen637</w:t>
+      </w:r>
+      <w:r>
+        <w:rPr>
+          <w:color w:val="222A35"/>
+          <w:sz w:val="24"/>
+          <w:szCs w:val="24"/>
+          <w:u w:color="222A35"/>
+          <w:lang w:val="it-IT"/>
+        </w:rPr>
+        <w:t>onenow?</w:t>
+      </w:r>
+      <w:bookmarkStart w:id="0" w:name="_GoBack"/>
+      <w:bookmarkEnd w:id="0"/>
+      <w:r>
+        <w:rPr>
+          <w:color w:val="222A35"/>
+          <w:sz w:val="24"/>
+          <w:szCs w:val="24"/>
+          <w:u w:color="222A35"/>
+          <w:lang w:val="it-IT"/>
+        </w:rPr>
+        <w:t>@g</w:t>
       </w:r>
       <w:r>
         <w:rPr>
@@ -1520,23 +1542,7 @@
           <w:szCs w:val="20"/>
           <w:u w:color="222A35"/>
         </w:rPr>
-        <w:t>Softw</w:t>
-      </w:r>
-      <w:bookmarkStart w:id="0" w:name="_GoBack"/>
-      <w:bookmarkEnd w:id="0"/>
-      <w:r>
-        <w:rPr>
-          <w:rStyle w:val="None"/>
-          <w:rFonts w:ascii="Palatino" w:hAnsi="Palatino"/>
-          <w:b/>
-          <w:bCs/>
-          <w:color w:val="222A35"/>
-          <w:spacing w:val="30"/>
-          <w:sz w:val="20"/>
-          <w:szCs w:val="20"/>
-          <w:u w:color="222A35"/>
-        </w:rPr>
-        <w:t>are Developer</w:t>
+        <w:t>Software Developer</w:t>
       </w:r>
       <w:r>
         <w:rPr>
@@ -2034,7 +2040,7 @@
 </file>
 
 <file path=word/endnotes.xml><?xml version="1.0" encoding="utf-8"?>
-<w:endnotes xmlns:wpc="http://schemas.microsoft.com/office/word/2010/wordprocessingCanvas" xmlns:cx="http://schemas.microsoft.com/office/drawing/2014/chartex" xmlns:cx1="http://schemas.microsoft.com/office/drawing/2015/9/8/chartex" xmlns:mc="http://schemas.openxmlformats.org/markup-compatibility/2006" xmlns:o="urn:schemas-microsoft-com:office:office" xmlns:r="http://schemas.openxmlformats.org/officeDocument/2006/relationships" xmlns:m="http://schemas.openxmlformats.org/officeDocument/2006/math" xmlns:v="urn:schemas-microsoft-com:vml" xmlns:wp14="http://schemas.microsoft.com/office/word/2010/wordprocessingDrawing" xmlns:wp="http://schemas.openxmlformats.org/drawingml/2006/wordprocessingDrawing" xmlns:w10="urn:schemas-microsoft-com:office:word" xmlns:w="http://schemas.openxmlformats.org/wordprocessingml/2006/main" xmlns:w14="http://schemas.microsoft.com/office/word/2010/wordml" xmlns:w15="http://schemas.microsoft.com/office/word/2012/wordml" xmlns:w16se="http://schemas.microsoft.com/office/word/2015/wordml/symex" xmlns:wpg="http://schemas.microsoft.com/office/word/2010/wordprocessingGroup" xmlns:wpi="http://schemas.microsoft.com/office/word/2010/wordprocessingInk" xmlns:wne="http://schemas.microsoft.com/office/word/2006/wordml" xmlns:wps="http://schemas.microsoft.com/office/word/2010/wordprocessingShape" mc:Ignorable="w14 w15 w16se wp14">
+<w:endnotes xmlns:wpc="http://schemas.microsoft.com/office/word/2010/wordprocessingCanvas" xmlns:cx="http://schemas.microsoft.com/office/drawing/2014/chartex" xmlns:mc="http://schemas.openxmlformats.org/markup-compatibility/2006" xmlns:o="urn:schemas-microsoft-com:office:office" xmlns:r="http://schemas.openxmlformats.org/officeDocument/2006/relationships" xmlns:m="http://schemas.openxmlformats.org/officeDocument/2006/math" xmlns:v="urn:schemas-microsoft-com:vml" xmlns:wp14="http://schemas.microsoft.com/office/word/2010/wordprocessingDrawing" xmlns:wp="http://schemas.openxmlformats.org/drawingml/2006/wordprocessingDrawing" xmlns:w10="urn:schemas-microsoft-com:office:word" xmlns:w="http://schemas.openxmlformats.org/wordprocessingml/2006/main" xmlns:w14="http://schemas.microsoft.com/office/word/2010/wordml" xmlns:w15="http://schemas.microsoft.com/office/word/2012/wordml" xmlns:w16se="http://schemas.microsoft.com/office/word/2015/wordml/symex" xmlns:wpg="http://schemas.microsoft.com/office/word/2010/wordprocessingGroup" xmlns:wpi="http://schemas.microsoft.com/office/word/2010/wordprocessingInk" xmlns:wne="http://schemas.microsoft.com/office/word/2006/wordml" xmlns:wps="http://schemas.microsoft.com/office/word/2010/wordprocessingShape" mc:Ignorable="w14 w15 w16se wp14">
   <w:endnote w:type="separator" w:id="-1">
     <w:p>
       <w:r>
@@ -2053,7 +2059,7 @@
 </file>
 
 <file path=word/footer1.xml><?xml version="1.0" encoding="utf-8"?>
-<w:ftr xmlns:wpc="http://schemas.microsoft.com/office/word/2010/wordprocessingCanvas" xmlns:cx="http://schemas.microsoft.com/office/drawing/2014/chartex" xmlns:cx1="http://schemas.microsoft.com/office/drawing/2015/9/8/chartex" xmlns:mc="http://schemas.openxmlformats.org/markup-compatibility/2006" xmlns:o="urn:schemas-microsoft-com:office:office" xmlns:r="http://schemas.openxmlformats.org/officeDocument/2006/relationships" xmlns:m="http://schemas.openxmlformats.org/officeDocument/2006/math" xmlns:v="urn:schemas-microsoft-com:vml" xmlns:wp14="http://schemas.microsoft.com/office/word/2010/wordprocessingDrawing" xmlns:wp="http://schemas.openxmlformats.org/drawingml/2006/wordprocessingDrawing" xmlns:w10="urn:schemas-microsoft-com:office:word" xmlns:w="http://schemas.openxmlformats.org/wordprocessingml/2006/main" xmlns:w14="http://schemas.microsoft.com/office/word/2010/wordml" xmlns:w15="http://schemas.microsoft.com/office/word/2012/wordml" xmlns:w16se="http://schemas.microsoft.com/office/word/2015/wordml/symex" xmlns:wpg="http://schemas.microsoft.com/office/word/2010/wordprocessingGroup" xmlns:wpi="http://schemas.microsoft.com/office/word/2010/wordprocessingInk" xmlns:wne="http://schemas.microsoft.com/office/word/2006/wordml" xmlns:wps="http://schemas.microsoft.com/office/word/2010/wordprocessingShape" mc:Ignorable="w14 w15 w16se wp14">
+<w:ftr xmlns:wpc="http://schemas.microsoft.com/office/word/2010/wordprocessingCanvas" xmlns:cx="http://schemas.microsoft.com/office/drawing/2014/chartex" xmlns:mc="http://schemas.openxmlformats.org/markup-compatibility/2006" xmlns:o="urn:schemas-microsoft-com:office:office" xmlns:r="http://schemas.openxmlformats.org/officeDocument/2006/relationships" xmlns:m="http://schemas.openxmlformats.org/officeDocument/2006/math" xmlns:v="urn:schemas-microsoft-com:vml" xmlns:wp14="http://schemas.microsoft.com/office/word/2010/wordprocessingDrawing" xmlns:wp="http://schemas.openxmlformats.org/drawingml/2006/wordprocessingDrawing" xmlns:w10="urn:schemas-microsoft-com:office:word" xmlns:w="http://schemas.openxmlformats.org/wordprocessingml/2006/main" xmlns:w14="http://schemas.microsoft.com/office/word/2010/wordml" xmlns:w15="http://schemas.microsoft.com/office/word/2012/wordml" xmlns:w16se="http://schemas.microsoft.com/office/word/2015/wordml/symex" xmlns:wpg="http://schemas.microsoft.com/office/word/2010/wordprocessingGroup" xmlns:wpi="http://schemas.microsoft.com/office/word/2010/wordprocessingInk" xmlns:wne="http://schemas.microsoft.com/office/word/2006/wordml" xmlns:wps="http://schemas.microsoft.com/office/word/2010/wordprocessingShape" mc:Ignorable="w14 w15 w16se wp14">
   <w:p>
     <w:pPr>
       <w:pStyle w:val="HeaderFooter"/>
@@ -2063,7 +2069,7 @@
 </file>
 
 <file path=word/footnotes.xml><?xml version="1.0" encoding="utf-8"?>
-<w:footnotes xmlns:wpc="http://schemas.microsoft.com/office/word/2010/wordprocessingCanvas" xmlns:cx="http://schemas.microsoft.com/office/drawing/2014/chartex" xmlns:cx1="http://schemas.microsoft.com/office/drawing/2015/9/8/chartex" xmlns:mc="http://schemas.openxmlformats.org/markup-compatibility/2006" xmlns:o="urn:schemas-microsoft-com:office:office" xmlns:r="http://schemas.openxmlformats.org/officeDocument/2006/relationships" xmlns:m="http://schemas.openxmlformats.org/officeDocument/2006/math" xmlns:v="urn:schemas-microsoft-com:vml" xmlns:wp14="http://schemas.microsoft.com/office/word/2010/wordprocessingDrawing" xmlns:wp="http://schemas.openxmlformats.org/drawingml/2006/wordprocessingDrawing" xmlns:w10="urn:schemas-microsoft-com:office:word" xmlns:w="http://schemas.openxmlformats.org/wordprocessingml/2006/main" xmlns:w14="http://schemas.microsoft.com/office/word/2010/wordml" xmlns:w15="http://schemas.microsoft.com/office/word/2012/wordml" xmlns:w16se="http://schemas.microsoft.com/office/word/2015/wordml/symex" xmlns:wpg="http://schemas.microsoft.com/office/word/2010/wordprocessingGroup" xmlns:wpi="http://schemas.microsoft.com/office/word/2010/wordprocessingInk" xmlns:wne="http://schemas.microsoft.com/office/word/2006/wordml" xmlns:wps="http://schemas.microsoft.com/office/word/2010/wordprocessingShape" mc:Ignorable="w14 w15 w16se wp14">
+<w:footnotes xmlns:wpc="http://schemas.microsoft.com/office/word/2010/wordprocessingCanvas" xmlns:cx="http://schemas.microsoft.com/office/drawing/2014/chartex" xmlns:mc="http://schemas.openxmlformats.org/markup-compatibility/2006" xmlns:o="urn:schemas-microsoft-com:office:office" xmlns:r="http://schemas.openxmlformats.org/officeDocument/2006/relationships" xmlns:m="http://schemas.openxmlformats.org/officeDocument/2006/math" xmlns:v="urn:schemas-microsoft-com:vml" xmlns:wp14="http://schemas.microsoft.com/office/word/2010/wordprocessingDrawing" xmlns:wp="http://schemas.openxmlformats.org/drawingml/2006/wordprocessingDrawing" xmlns:w10="urn:schemas-microsoft-com:office:word" xmlns:w="http://schemas.openxmlformats.org/wordprocessingml/2006/main" xmlns:w14="http://schemas.microsoft.com/office/word/2010/wordml" xmlns:w15="http://schemas.microsoft.com/office/word/2012/wordml" xmlns:w16se="http://schemas.microsoft.com/office/word/2015/wordml/symex" xmlns:wpg="http://schemas.microsoft.com/office/word/2010/wordprocessingGroup" xmlns:wpi="http://schemas.microsoft.com/office/word/2010/wordprocessingInk" xmlns:wne="http://schemas.microsoft.com/office/word/2006/wordml" xmlns:wps="http://schemas.microsoft.com/office/word/2010/wordprocessingShape" mc:Ignorable="w14 w15 w16se wp14">
   <w:footnote w:type="separator" w:id="-1">
     <w:p>
       <w:r>
@@ -2082,7 +2088,7 @@
 </file>
 
 <file path=word/header1.xml><?xml version="1.0" encoding="utf-8"?>
-<w:hdr xmlns:wpc="http://schemas.microsoft.com/office/word/2010/wordprocessingCanvas" xmlns:cx="http://schemas.microsoft.com/office/drawing/2014/chartex" xmlns:cx1="http://schemas.microsoft.com/office/drawing/2015/9/8/chartex" xmlns:mc="http://schemas.openxmlformats.org/markup-compatibility/2006" xmlns:o="urn:schemas-microsoft-com:office:office" xmlns:r="http://schemas.openxmlformats.org/officeDocument/2006/relationships" xmlns:m="http://schemas.openxmlformats.org/officeDocument/2006/math" xmlns:v="urn:schemas-microsoft-com:vml" xmlns:wp14="http://schemas.microsoft.com/office/word/2010/wordprocessingDrawing" xmlns:wp="http://schemas.openxmlformats.org/drawingml/2006/wordprocessingDrawing" xmlns:w10="urn:schemas-microsoft-com:office:word" xmlns:w="http://schemas.openxmlformats.org/wordprocessingml/2006/main" xmlns:w14="http://schemas.microsoft.com/office/word/2010/wordml" xmlns:w15="http://schemas.microsoft.com/office/word/2012/wordml" xmlns:w16se="http://schemas.microsoft.com/office/word/2015/wordml/symex" xmlns:wpg="http://schemas.microsoft.com/office/word/2010/wordprocessingGroup" xmlns:wpi="http://schemas.microsoft.com/office/word/2010/wordprocessingInk" xmlns:wne="http://schemas.microsoft.com/office/word/2006/wordml" xmlns:wps="http://schemas.microsoft.com/office/word/2010/wordprocessingShape" mc:Ignorable="w14 w15 w16se wp14">
+<w:hdr xmlns:wpc="http://schemas.microsoft.com/office/word/2010/wordprocessingCanvas" xmlns:cx="http://schemas.microsoft.com/office/drawing/2014/chartex" xmlns:mc="http://schemas.openxmlformats.org/markup-compatibility/2006" xmlns:o="urn:schemas-microsoft-com:office:office" xmlns:r="http://schemas.openxmlformats.org/officeDocument/2006/relationships" xmlns:m="http://schemas.openxmlformats.org/officeDocument/2006/math" xmlns:v="urn:schemas-microsoft-com:vml" xmlns:wp14="http://schemas.microsoft.com/office/word/2010/wordprocessingDrawing" xmlns:wp="http://schemas.openxmlformats.org/drawingml/2006/wordprocessingDrawing" xmlns:w10="urn:schemas-microsoft-com:office:word" xmlns:w="http://schemas.openxmlformats.org/wordprocessingml/2006/main" xmlns:w14="http://schemas.microsoft.com/office/word/2010/wordml" xmlns:w15="http://schemas.microsoft.com/office/word/2012/wordml" xmlns:w16se="http://schemas.microsoft.com/office/word/2015/wordml/symex" xmlns:wpg="http://schemas.microsoft.com/office/word/2010/wordprocessingGroup" xmlns:wpi="http://schemas.microsoft.com/office/word/2010/wordprocessingInk" xmlns:wne="http://schemas.microsoft.com/office/word/2006/wordml" xmlns:wps="http://schemas.microsoft.com/office/word/2010/wordprocessingShape" mc:Ignorable="w14 w15 w16se wp14">
   <w:p>
     <w:pPr>
       <w:pStyle w:val="HeaderFooter"/>
@@ -2092,7 +2098,7 @@
 </file>
 
 <file path=word/numbering.xml><?xml version="1.0" encoding="utf-8"?>
-<w:numbering xmlns:wpc="http://schemas.microsoft.com/office/word/2010/wordprocessingCanvas" xmlns:cx="http://schemas.microsoft.com/office/drawing/2014/chartex" xmlns:cx1="http://schemas.microsoft.com/office/drawing/2015/9/8/chartex" xmlns:mc="http://schemas.openxmlformats.org/markup-compatibility/2006" xmlns:o="urn:schemas-microsoft-com:office:office" xmlns:r="http://schemas.openxmlformats.org/officeDocument/2006/relationships" xmlns:m="http://schemas.openxmlformats.org/officeDocument/2006/math" xmlns:v="urn:schemas-microsoft-com:vml" xmlns:wp14="http://schemas.microsoft.com/office/word/2010/wordprocessingDrawing" xmlns:wp="http://schemas.openxmlformats.org/drawingml/2006/wordprocessingDrawing" xmlns:w10="urn:schemas-microsoft-com:office:word" xmlns:w="http://schemas.openxmlformats.org/wordprocessingml/2006/main" xmlns:w14="http://schemas.microsoft.com/office/word/2010/wordml" xmlns:w15="http://schemas.microsoft.com/office/word/2012/wordml" xmlns:w16se="http://schemas.microsoft.com/office/word/2015/wordml/symex" xmlns:wpg="http://schemas.microsoft.com/office/word/2010/wordprocessingGroup" xmlns:wpi="http://schemas.microsoft.com/office/word/2010/wordprocessingInk" xmlns:wne="http://schemas.microsoft.com/office/word/2006/wordml" xmlns:wps="http://schemas.microsoft.com/office/word/2010/wordprocessingShape" mc:Ignorable="w14 w15 w16se wp14">
+<w:numbering xmlns:wpc="http://schemas.microsoft.com/office/word/2010/wordprocessingCanvas" xmlns:cx="http://schemas.microsoft.com/office/drawing/2014/chartex" xmlns:mc="http://schemas.openxmlformats.org/markup-compatibility/2006" xmlns:o="urn:schemas-microsoft-com:office:office" xmlns:r="http://schemas.openxmlformats.org/officeDocument/2006/relationships" xmlns:m="http://schemas.openxmlformats.org/officeDocument/2006/math" xmlns:v="urn:schemas-microsoft-com:vml" xmlns:wp14="http://schemas.microsoft.com/office/word/2010/wordprocessingDrawing" xmlns:wp="http://schemas.openxmlformats.org/drawingml/2006/wordprocessingDrawing" xmlns:w10="urn:schemas-microsoft-com:office:word" xmlns:w="http://schemas.openxmlformats.org/wordprocessingml/2006/main" xmlns:w14="http://schemas.microsoft.com/office/word/2010/wordml" xmlns:w15="http://schemas.microsoft.com/office/word/2012/wordml" xmlns:w16se="http://schemas.microsoft.com/office/word/2015/wordml/symex" xmlns:wpg="http://schemas.microsoft.com/office/word/2010/wordprocessingGroup" xmlns:wpi="http://schemas.microsoft.com/office/word/2010/wordprocessingInk" xmlns:wne="http://schemas.microsoft.com/office/word/2006/wordml" xmlns:wps="http://schemas.microsoft.com/office/word/2010/wordprocessingShape" mc:Ignorable="w14 w15 w16se wp14">
   <w:abstractNum w:abstractNumId="0" w15:restartNumberingAfterBreak="0">
     <w:nsid w:val="07EF15B3"/>
     <w:multiLevelType w:val="hybridMultilevel"/>
